--- a/LAB3/LAB3/HATHIYENNHI_1150070031_TTMT.docx
+++ b/LAB3/LAB3/HATHIYENNHI_1150070031_TTMT.docx
@@ -21,6 +21,21 @@
       <w:r>
         <w:t>LINK:</w:t>
       </w:r>
+      <w:r>
+        <w:t xml:space="preserve"> </w:t>
+      </w:r>
+      <w:hyperlink r:id="rId4" w:history="1">
+        <w:r>
+          <w:rPr>
+            <w:rStyle w:val="Hyperlink"/>
+          </w:rPr>
+          <w:t>https://youtu.be/85sUb6p6TbI?si=QxNdBsyk_fEBUA-o</w:t>
+        </w:r>
+      </w:hyperlink>
+    </w:p>
+    <w:p>
+      <w:bookmarkStart w:id="0" w:name="_GoBack"/>
+      <w:bookmarkEnd w:id="0"/>
     </w:p>
     <w:p>
       <w:r>
@@ -29,6 +44,9 @@
     </w:p>
     <w:p>
       <w:r>
+        <w:rPr>
+          <w:noProof/>
+        </w:rPr>
         <w:drawing>
           <wp:inline distT="0" distB="0" distL="0" distR="0" wp14:anchorId="37519F9D" wp14:editId="5F51ED50">
             <wp:extent cx="5943600" cy="3156585"/>
@@ -45,7 +63,7 @@
                     <pic:cNvPicPr/>
                   </pic:nvPicPr>
                   <pic:blipFill>
-                    <a:blip r:embed="rId4"/>
+                    <a:blip r:embed="rId5"/>
                     <a:stretch>
                       <a:fillRect/>
                     </a:stretch>
@@ -68,6 +86,9 @@
     </w:p>
     <w:p>
       <w:r>
+        <w:rPr>
+          <w:noProof/>
+        </w:rPr>
         <w:drawing>
           <wp:inline distT="0" distB="0" distL="0" distR="0" wp14:anchorId="4D605050" wp14:editId="0CEF83C3">
             <wp:extent cx="5943600" cy="3171190"/>
@@ -84,7 +105,7 @@
                     <pic:cNvPicPr/>
                   </pic:nvPicPr>
                   <pic:blipFill>
-                    <a:blip r:embed="rId5"/>
+                    <a:blip r:embed="rId6"/>
                     <a:stretch>
                       <a:fillRect/>
                     </a:stretch>
@@ -127,7 +148,7 @@
                     <pic:cNvPicPr/>
                   </pic:nvPicPr>
                   <pic:blipFill>
-                    <a:blip r:embed="rId6"/>
+                    <a:blip r:embed="rId7"/>
                     <a:stretch>
                       <a:fillRect/>
                     </a:stretch>
@@ -180,7 +201,7 @@
                     <pic:cNvPicPr/>
                   </pic:nvPicPr>
                   <pic:blipFill>
-                    <a:blip r:embed="rId7"/>
+                    <a:blip r:embed="rId8"/>
                     <a:stretch>
                       <a:fillRect/>
                     </a:stretch>
@@ -203,54 +224,15 @@
     </w:p>
     <w:p>
       <w:r>
+        <w:rPr>
+          <w:noProof/>
+        </w:rPr>
         <w:lastRenderedPageBreak/>
         <w:drawing>
           <wp:inline distT="0" distB="0" distL="0" distR="0" wp14:anchorId="615D0F18" wp14:editId="71805ACF">
             <wp:extent cx="5943600" cy="1753870"/>
             <wp:effectExtent l="0" t="0" r="0" b="0"/>
             <wp:docPr id="5" name="Picture 5"/>
-            <wp:cNvGraphicFramePr>
-              <a:graphicFrameLocks xmlns:a="http://schemas.openxmlformats.org/drawingml/2006/main" noChangeAspect="1"/>
-            </wp:cNvGraphicFramePr>
-            <a:graphic xmlns:a="http://schemas.openxmlformats.org/drawingml/2006/main">
-              <a:graphicData uri="http://schemas.openxmlformats.org/drawingml/2006/picture">
-                <pic:pic xmlns:pic="http://schemas.openxmlformats.org/drawingml/2006/picture">
-                  <pic:nvPicPr>
-                    <pic:cNvPr id="1" name=""/>
-                    <pic:cNvPicPr/>
-                  </pic:nvPicPr>
-                  <pic:blipFill>
-                    <a:blip r:embed="rId8"/>
-                    <a:stretch>
-                      <a:fillRect/>
-                    </a:stretch>
-                  </pic:blipFill>
-                  <pic:spPr>
-                    <a:xfrm>
-                      <a:off x="0" y="0"/>
-                      <a:ext cx="5943600" cy="1753870"/>
-                    </a:xfrm>
-                    <a:prstGeom prst="rect">
-                      <a:avLst/>
-                    </a:prstGeom>
-                  </pic:spPr>
-                </pic:pic>
-              </a:graphicData>
-            </a:graphic>
-          </wp:inline>
-        </w:drawing>
-      </w:r>
-      <w:r>
-        <w:t>TH2:</w:t>
-      </w:r>
-    </w:p>
-    <w:p>
-      <w:r>
-        <w:drawing>
-          <wp:inline distT="0" distB="0" distL="0" distR="0" wp14:anchorId="58BB0607" wp14:editId="42807CB4">
-            <wp:extent cx="5943600" cy="3050540"/>
-            <wp:effectExtent l="0" t="0" r="0" b="0"/>
-            <wp:docPr id="7" name="Picture 7"/>
             <wp:cNvGraphicFramePr>
               <a:graphicFrameLocks xmlns:a="http://schemas.openxmlformats.org/drawingml/2006/main" noChangeAspect="1"/>
             </wp:cNvGraphicFramePr>
@@ -270,7 +252,7 @@
                   <pic:spPr>
                     <a:xfrm>
                       <a:off x="0" y="0"/>
-                      <a:ext cx="5943600" cy="3050540"/>
+                      <a:ext cx="5943600" cy="1753870"/>
                     </a:xfrm>
                     <a:prstGeom prst="rect">
                       <a:avLst/>
@@ -282,20 +264,20 @@
           </wp:inline>
         </w:drawing>
       </w:r>
-    </w:p>
-    <w:p>
-      <w:r>
-        <w:t>TH3:</w:t>
-      </w:r>
-    </w:p>
-    <w:p>
-      <w:r>
-        <w:lastRenderedPageBreak/>
+      <w:r>
+        <w:t>TH2:</w:t>
+      </w:r>
+    </w:p>
+    <w:p>
+      <w:r>
+        <w:rPr>
+          <w:noProof/>
+        </w:rPr>
         <w:drawing>
-          <wp:inline distT="0" distB="0" distL="0" distR="0" wp14:anchorId="1E93CC46" wp14:editId="539C98B9">
-            <wp:extent cx="5943600" cy="2896235"/>
+          <wp:inline distT="0" distB="0" distL="0" distR="0" wp14:anchorId="58BB0607" wp14:editId="42807CB4">
+            <wp:extent cx="5943600" cy="3050540"/>
             <wp:effectExtent l="0" t="0" r="0" b="0"/>
-            <wp:docPr id="8" name="Picture 8"/>
+            <wp:docPr id="7" name="Picture 7"/>
             <wp:cNvGraphicFramePr>
               <a:graphicFrameLocks xmlns:a="http://schemas.openxmlformats.org/drawingml/2006/main" noChangeAspect="1"/>
             </wp:cNvGraphicFramePr>
@@ -315,7 +297,7 @@
                   <pic:spPr>
                     <a:xfrm>
                       <a:off x="0" y="0"/>
-                      <a:ext cx="5943600" cy="2896235"/>
+                      <a:ext cx="5943600" cy="3050540"/>
                     </a:xfrm>
                     <a:prstGeom prst="rect">
                       <a:avLst/>
@@ -330,16 +312,20 @@
     </w:p>
     <w:p>
       <w:r>
-        <w:t>TH4</w:t>
-      </w:r>
-    </w:p>
-    <w:p>
-      <w:r>
+        <w:t>TH3:</w:t>
+      </w:r>
+    </w:p>
+    <w:p>
+      <w:r>
+        <w:rPr>
+          <w:noProof/>
+        </w:rPr>
+        <w:lastRenderedPageBreak/>
         <w:drawing>
-          <wp:inline distT="0" distB="0" distL="0" distR="0" wp14:anchorId="23F82A6A" wp14:editId="25DC92F2">
-            <wp:extent cx="5943600" cy="2898140"/>
+          <wp:inline distT="0" distB="0" distL="0" distR="0" wp14:anchorId="1E93CC46" wp14:editId="539C98B9">
+            <wp:extent cx="5943600" cy="2896235"/>
             <wp:effectExtent l="0" t="0" r="0" b="0"/>
-            <wp:docPr id="9" name="Picture 9"/>
+            <wp:docPr id="8" name="Picture 8"/>
             <wp:cNvGraphicFramePr>
               <a:graphicFrameLocks xmlns:a="http://schemas.openxmlformats.org/drawingml/2006/main" noChangeAspect="1"/>
             </wp:cNvGraphicFramePr>
@@ -359,7 +345,7 @@
                   <pic:spPr>
                     <a:xfrm>
                       <a:off x="0" y="0"/>
-                      <a:ext cx="5943600" cy="2898140"/>
+                      <a:ext cx="5943600" cy="2896235"/>
                     </a:xfrm>
                     <a:prstGeom prst="rect">
                       <a:avLst/>
@@ -374,12 +360,19 @@
     </w:p>
     <w:p>
       <w:r>
-        <w:lastRenderedPageBreak/>
+        <w:t>TH4</w:t>
+      </w:r>
+    </w:p>
+    <w:p>
+      <w:r>
+        <w:rPr>
+          <w:noProof/>
+        </w:rPr>
         <w:drawing>
-          <wp:inline distT="0" distB="0" distL="0" distR="0" wp14:anchorId="36C7BF70" wp14:editId="364EE5F3">
-            <wp:extent cx="5943600" cy="3009265"/>
-            <wp:effectExtent l="0" t="0" r="0" b="635"/>
-            <wp:docPr id="10" name="Picture 10"/>
+          <wp:inline distT="0" distB="0" distL="0" distR="0" wp14:anchorId="23F82A6A" wp14:editId="25DC92F2">
+            <wp:extent cx="5943600" cy="2898140"/>
+            <wp:effectExtent l="0" t="0" r="0" b="0"/>
+            <wp:docPr id="9" name="Picture 9"/>
             <wp:cNvGraphicFramePr>
               <a:graphicFrameLocks xmlns:a="http://schemas.openxmlformats.org/drawingml/2006/main" noChangeAspect="1"/>
             </wp:cNvGraphicFramePr>
@@ -399,6 +392,49 @@
                   <pic:spPr>
                     <a:xfrm>
                       <a:off x="0" y="0"/>
+                      <a:ext cx="5943600" cy="2898140"/>
+                    </a:xfrm>
+                    <a:prstGeom prst="rect">
+                      <a:avLst/>
+                    </a:prstGeom>
+                  </pic:spPr>
+                </pic:pic>
+              </a:graphicData>
+            </a:graphic>
+          </wp:inline>
+        </w:drawing>
+      </w:r>
+    </w:p>
+    <w:p>
+      <w:r>
+        <w:rPr>
+          <w:noProof/>
+        </w:rPr>
+        <w:lastRenderedPageBreak/>
+        <w:drawing>
+          <wp:inline distT="0" distB="0" distL="0" distR="0" wp14:anchorId="36C7BF70" wp14:editId="364EE5F3">
+            <wp:extent cx="5943600" cy="3009265"/>
+            <wp:effectExtent l="0" t="0" r="0" b="635"/>
+            <wp:docPr id="10" name="Picture 10"/>
+            <wp:cNvGraphicFramePr>
+              <a:graphicFrameLocks xmlns:a="http://schemas.openxmlformats.org/drawingml/2006/main" noChangeAspect="1"/>
+            </wp:cNvGraphicFramePr>
+            <a:graphic xmlns:a="http://schemas.openxmlformats.org/drawingml/2006/main">
+              <a:graphicData uri="http://schemas.openxmlformats.org/drawingml/2006/picture">
+                <pic:pic xmlns:pic="http://schemas.openxmlformats.org/drawingml/2006/picture">
+                  <pic:nvPicPr>
+                    <pic:cNvPr id="1" name=""/>
+                    <pic:cNvPicPr/>
+                  </pic:nvPicPr>
+                  <pic:blipFill>
+                    <a:blip r:embed="rId13"/>
+                    <a:stretch>
+                      <a:fillRect/>
+                    </a:stretch>
+                  </pic:blipFill>
+                  <pic:spPr>
+                    <a:xfrm>
+                      <a:off x="0" y="0"/>
                       <a:ext cx="5943600" cy="3009265"/>
                     </a:xfrm>
                     <a:prstGeom prst="rect">
@@ -417,10 +453,7 @@
         <w:t>TH5</w:t>
       </w:r>
     </w:p>
-    <w:p>
-      <w:bookmarkStart w:id="0" w:name="_GoBack"/>
-      <w:bookmarkEnd w:id="0"/>
-    </w:p>
+    <w:p/>
     <w:p/>
     <w:p/>
     <w:p/>
@@ -855,6 +888,17 @@
     <w:semiHidden/>
     <w:unhideWhenUsed/>
   </w:style>
+  <w:style w:type="character" w:styleId="Hyperlink">
+    <w:name w:val="Hyperlink"/>
+    <w:basedOn w:val="DefaultParagraphFont"/>
+    <w:uiPriority w:val="99"/>
+    <w:unhideWhenUsed/>
+    <w:rsid w:val="00295E0F"/>
+    <w:rPr>
+      <w:color w:val="0563C1" w:themeColor="hyperlink"/>
+      <w:u w:val="single"/>
+    </w:rPr>
+  </w:style>
 </w:styles>
 </file>
 
